--- a/Evidencias Grupales/Informe Tecnico_Capstone.DOCX
+++ b/Evidencias Grupales/Informe Tecnico_Capstone.DOCX
@@ -468,11 +468,11 @@
         <w:t>San Bernardo</w:t>
       </w:r>
     </w:p>
-    <w:bookmarkStart w:id="0" w:name="_Toc497131663" w:displacedByCustomXml="next"/>
-    <w:bookmarkStart w:id="1" w:name="_Toc497131399" w:displacedByCustomXml="next"/>
+    <w:bookmarkStart w:id="0" w:name="_Toc208492858" w:displacedByCustomXml="next"/>
+    <w:bookmarkStart w:id="1" w:name="_Toc170143537" w:displacedByCustomXml="next"/>
     <w:bookmarkStart w:id="2" w:name="_Toc54030057" w:displacedByCustomXml="next"/>
-    <w:bookmarkStart w:id="3" w:name="_Toc170143537" w:displacedByCustomXml="next"/>
-    <w:bookmarkStart w:id="4" w:name="_Toc208492858" w:displacedByCustomXml="next"/>
+    <w:bookmarkStart w:id="3" w:name="_Toc497131399" w:displacedByCustomXml="next"/>
+    <w:bookmarkStart w:id="4" w:name="_Toc497131663" w:displacedByCustomXml="next"/>
     <w:sdt>
       <w:sdtPr>
         <w:rPr>
@@ -1948,27 +1948,16 @@
           <w:szCs w:val="24"/>
           <w:lang w:val="es-CL"/>
         </w:rPr>
-        <w:t xml:space="preserve">, </w:t>
+        <w:t xml:space="preserve"> </w:t>
       </w:r>
       <w:r>
         <w:rPr>
           <w:rFonts w:ascii="Source Sans Pro" w:hAnsi="Source Sans Pro"/>
-          <w:b/>
-          <w:bCs/>
           <w:sz w:val="24"/>
           <w:szCs w:val="24"/>
           <w:lang w:val="es-CL"/>
         </w:rPr>
-        <w:t>EJS</w:t>
-      </w:r>
-      <w:r>
-        <w:rPr>
-          <w:rFonts w:ascii="Source Sans Pro" w:hAnsi="Source Sans Pro"/>
-          <w:sz w:val="24"/>
-          <w:szCs w:val="24"/>
-          <w:lang w:val="es-CL"/>
-        </w:rPr>
-        <w:t xml:space="preserve"> para las vistas y </w:t>
+        <w:t xml:space="preserve"> y </w:t>
       </w:r>
       <w:r>
         <w:rPr>
@@ -2666,7 +2655,25 @@
           <w:szCs w:val="24"/>
           <w:lang w:val="es-CL"/>
         </w:rPr>
-        <w:t>La implementación de un sistema web con Node.js, EJS y MySQL permitirá a la Clínica Veterinaria Pucará:</w:t>
+        <w:t>La implementación de un sistema web con Node.js</w:t>
+      </w:r>
+      <w:r>
+        <w:rPr>
+          <w:rFonts w:ascii="Source Sans Pro" w:hAnsi="Source Sans Pro"/>
+          <w:sz w:val="24"/>
+          <w:szCs w:val="24"/>
+          <w:lang w:val="es-CL"/>
+        </w:rPr>
+        <w:t xml:space="preserve"> </w:t>
+      </w:r>
+      <w:r>
+        <w:rPr>
+          <w:rFonts w:ascii="Source Sans Pro" w:hAnsi="Source Sans Pro"/>
+          <w:sz w:val="24"/>
+          <w:szCs w:val="24"/>
+          <w:lang w:val="es-CL"/>
+        </w:rPr>
+        <w:t xml:space="preserve"> y MySQL permitirá a la Clínica Veterinaria Pucará:</w:t>
       </w:r>
     </w:p>
     <w:p>
@@ -3489,7 +3496,25 @@
           <w:szCs w:val="24"/>
           <w:lang w:val="en-US"/>
         </w:rPr>
-        <w:t xml:space="preserve"> EJS + Bootstrap (interfaz responsive)</w:t>
+        <w:t xml:space="preserve"> </w:t>
+      </w:r>
+      <w:r>
+        <w:rPr>
+          <w:rFonts w:ascii="Source Sans Pro" w:hAnsi="Source Sans Pro"/>
+          <w:sz w:val="24"/>
+          <w:szCs w:val="24"/>
+          <w:lang w:val="en-US"/>
+        </w:rPr>
+        <w:t xml:space="preserve"> </w:t>
+      </w:r>
+      <w:r>
+        <w:rPr>
+          <w:rFonts w:ascii="Source Sans Pro" w:hAnsi="Source Sans Pro"/>
+          <w:sz w:val="24"/>
+          <w:szCs w:val="24"/>
+          <w:lang w:val="en-US"/>
+        </w:rPr>
+        <w:t>Bootstrap</w:t>
       </w:r>
     </w:p>
     <w:p>
@@ -5140,7 +5165,7 @@
                       <a:effectLst/>
                       <a:extLst>
                         <a:ext uri="{C572A759-6A51-4108-AA02-DFA0A04FC94B}">
-                          <ma14:wrappingTextBoxFlag xmlns:pic="http://schemas.openxmlformats.org/drawingml/2006/picture" xmlns:a14="http://schemas.microsoft.com/office/drawing/2010/main" xmlns:arto="http://schemas.microsoft.com/office/word/2006/arto" xmlns:ma14="http://schemas.microsoft.com/office/mac/drawingml/2011/main" xmlns:w="http://schemas.openxmlformats.org/wordprocessingml/2006/main" xmlns:w10="urn:schemas-microsoft-com:office:word" xmlns:v="urn:schemas-microsoft-com:vml" xmlns:o="urn:schemas-microsoft-com:office:office" xmlns:mv="urn:schemas-microsoft-com:mac:vml" xmlns:mo="http://schemas.microsoft.com/office/mac/office/2008/main" xmlns=""/>
+                          <ma14:wrappingTextBoxFlag xmlns="" xmlns:mo="http://schemas.microsoft.com/office/mac/office/2008/main" xmlns:mv="urn:schemas-microsoft-com:mac:vml" xmlns:o="urn:schemas-microsoft-com:office:office" xmlns:v="urn:schemas-microsoft-com:vml" xmlns:w10="urn:schemas-microsoft-com:office:word" xmlns:w="http://schemas.openxmlformats.org/wordprocessingml/2006/main" xmlns:ma14="http://schemas.microsoft.com/office/mac/drawingml/2011/main" xmlns:arto="http://schemas.microsoft.com/office/word/2006/arto" xmlns:a14="http://schemas.microsoft.com/office/drawing/2010/main" xmlns:pic="http://schemas.openxmlformats.org/drawingml/2006/picture"/>
                         </a:ext>
                       </a:extLst>
                     </wps:spPr>
@@ -18052,6 +18077,33 @@
 </file>
 
 <file path=customXml/item1.xml><?xml version="1.0" encoding="utf-8"?>
+<p:properties xmlns:p="http://schemas.microsoft.com/office/2006/metadata/properties" xmlns:xsi="http://www.w3.org/2001/XMLSchema-instance" xmlns:pc="http://schemas.microsoft.com/office/infopath/2007/PartnerControls">
+  <documentManagement>
+    <lcf76f155ced4ddcb4097134ff3c332f xmlns="e2564c89-44a8-49a8-8691-cc95abf9a5a1">
+      <Terms xmlns="http://schemas.microsoft.com/office/infopath/2007/PartnerControls"/>
+    </lcf76f155ced4ddcb4097134ff3c332f>
+    <TaxCatchAll xmlns="7ba8dbf5-8a7c-4076-9506-6d88d2210199" xsi:nil="true"/>
+    <SharedWithUsers xmlns="7ba8dbf5-8a7c-4076-9506-6d88d2210199">
+      <UserInfo>
+        <DisplayName>Francisca Verdugo</DisplayName>
+        <AccountId>22</AccountId>
+        <AccountType/>
+      </UserInfo>
+    </SharedWithUsers>
+  </documentManagement>
+</p:properties>
+</file>
+
+<file path=customXml/item2.xml><?xml version="1.0" encoding="utf-8"?>
+<?mso-contentType ?>
+<FormTemplates xmlns="http://schemas.microsoft.com/sharepoint/v3/contenttype/forms">
+  <Display>DocumentLibraryForm</Display>
+  <Edit>DocumentLibraryForm</Edit>
+  <New>DocumentLibraryForm</New>
+</FormTemplates>
+</file>
+
+<file path=customXml/item3.xml><?xml version="1.0" encoding="utf-8"?>
 <ct:contentTypeSchema xmlns:ct="http://schemas.microsoft.com/office/2006/metadata/contentType" xmlns:ma="http://schemas.microsoft.com/office/2006/metadata/properties/metaAttributes" ct:_="" ma:_="" ma:contentTypeName="Documento" ma:contentTypeID="0x010100FF67ADCCEDD8404DA7111C3BFBC7853B" ma:contentTypeVersion="18" ma:contentTypeDescription="Crear nuevo documento." ma:contentTypeScope="" ma:versionID="64585639b3555eb133f97460d8b9b1d1">
   <xsd:schema xmlns:xsd="http://www.w3.org/2001/XMLSchema" xmlns:xs="http://www.w3.org/2001/XMLSchema" xmlns:p="http://schemas.microsoft.com/office/2006/metadata/properties" xmlns:ns2="e2564c89-44a8-49a8-8691-cc95abf9a5a1" xmlns:ns3="7ba8dbf5-8a7c-4076-9506-6d88d2210199" targetNamespace="http://schemas.microsoft.com/office/2006/metadata/properties" ma:root="true" ma:fieldsID="4771a2a9cc7d84b56968c6c26d2c9f08" ns2:_="" ns3:_="">
     <xsd:import namespace="e2564c89-44a8-49a8-8691-cc95abf9a5a1"/>
@@ -18306,38 +18358,30 @@
 </ct:contentTypeSchema>
 </file>
 
-<file path=customXml/item2.xml><?xml version="1.0" encoding="utf-8"?>
-<?mso-contentType ?>
-<FormTemplates xmlns="http://schemas.microsoft.com/sharepoint/v3/contenttype/forms">
-  <Display>DocumentLibraryForm</Display>
-  <Edit>DocumentLibraryForm</Edit>
-  <New>DocumentLibraryForm</New>
-</FormTemplates>
-</file>
-
-<file path=customXml/item3.xml><?xml version="1.0" encoding="utf-8"?>
-<p:properties xmlns:p="http://schemas.microsoft.com/office/2006/metadata/properties" xmlns:xsi="http://www.w3.org/2001/XMLSchema-instance" xmlns:pc="http://schemas.microsoft.com/office/infopath/2007/PartnerControls">
-  <documentManagement>
-    <lcf76f155ced4ddcb4097134ff3c332f xmlns="e2564c89-44a8-49a8-8691-cc95abf9a5a1">
-      <Terms xmlns="http://schemas.microsoft.com/office/infopath/2007/PartnerControls"/>
-    </lcf76f155ced4ddcb4097134ff3c332f>
-    <TaxCatchAll xmlns="7ba8dbf5-8a7c-4076-9506-6d88d2210199" xsi:nil="true"/>
-    <SharedWithUsers xmlns="7ba8dbf5-8a7c-4076-9506-6d88d2210199">
-      <UserInfo>
-        <DisplayName>Francisca Verdugo</DisplayName>
-        <AccountId>22</AccountId>
-        <AccountType/>
-      </UserInfo>
-    </SharedWithUsers>
-  </documentManagement>
-</p:properties>
-</file>
-
 <file path=customXml/item4.xml><?xml version="1.0" encoding="utf-8"?>
 <b:Sources xmlns:b="http://schemas.openxmlformats.org/officeDocument/2006/bibliography" xmlns="http://schemas.openxmlformats.org/officeDocument/2006/bibliography" SelectedStyle="\APA.XSL" StyleName="APA"/>
 </file>
 
 <file path=customXml/itemProps1.xml><?xml version="1.0" encoding="utf-8"?>
+<ds:datastoreItem xmlns:ds="http://schemas.openxmlformats.org/officeDocument/2006/customXml" ds:itemID="{E66003B4-D7ED-4256-8C3D-B972AECDEBAA}">
+  <ds:schemaRefs>
+    <ds:schemaRef ds:uri="http://schemas.microsoft.com/office/2006/metadata/properties"/>
+    <ds:schemaRef ds:uri="http://schemas.microsoft.com/office/infopath/2007/PartnerControls"/>
+    <ds:schemaRef ds:uri="e2564c89-44a8-49a8-8691-cc95abf9a5a1"/>
+    <ds:schemaRef ds:uri="7ba8dbf5-8a7c-4076-9506-6d88d2210199"/>
+  </ds:schemaRefs>
+</ds:datastoreItem>
+</file>
+
+<file path=customXml/itemProps2.xml><?xml version="1.0" encoding="utf-8"?>
+<ds:datastoreItem xmlns:ds="http://schemas.openxmlformats.org/officeDocument/2006/customXml" ds:itemID="{C98173C9-BF97-450B-A945-6507CFED7D6C}">
+  <ds:schemaRefs>
+    <ds:schemaRef ds:uri="http://schemas.microsoft.com/sharepoint/v3/contenttype/forms"/>
+  </ds:schemaRefs>
+</ds:datastoreItem>
+</file>
+
+<file path=customXml/itemProps3.xml><?xml version="1.0" encoding="utf-8"?>
 <ds:datastoreItem xmlns:ds="http://schemas.openxmlformats.org/officeDocument/2006/customXml" ds:itemID="{96BA7AEF-79B7-4529-B3F5-10F6150B4A17}">
   <ds:schemaRefs>
     <ds:schemaRef ds:uri="http://schemas.microsoft.com/office/2006/metadata/contentType"/>
@@ -18356,25 +18400,6 @@
 </ds:datastoreItem>
 </file>
 
-<file path=customXml/itemProps2.xml><?xml version="1.0" encoding="utf-8"?>
-<ds:datastoreItem xmlns:ds="http://schemas.openxmlformats.org/officeDocument/2006/customXml" ds:itemID="{C98173C9-BF97-450B-A945-6507CFED7D6C}">
-  <ds:schemaRefs>
-    <ds:schemaRef ds:uri="http://schemas.microsoft.com/sharepoint/v3/contenttype/forms"/>
-  </ds:schemaRefs>
-</ds:datastoreItem>
-</file>
-
-<file path=customXml/itemProps3.xml><?xml version="1.0" encoding="utf-8"?>
-<ds:datastoreItem xmlns:ds="http://schemas.openxmlformats.org/officeDocument/2006/customXml" ds:itemID="{E66003B4-D7ED-4256-8C3D-B972AECDEBAA}">
-  <ds:schemaRefs>
-    <ds:schemaRef ds:uri="http://schemas.microsoft.com/office/2006/metadata/properties"/>
-    <ds:schemaRef ds:uri="http://schemas.microsoft.com/office/infopath/2007/PartnerControls"/>
-    <ds:schemaRef ds:uri="e2564c89-44a8-49a8-8691-cc95abf9a5a1"/>
-    <ds:schemaRef ds:uri="7ba8dbf5-8a7c-4076-9506-6d88d2210199"/>
-  </ds:schemaRefs>
-</ds:datastoreItem>
-</file>
-
 <file path=customXml/itemProps4.xml><?xml version="1.0" encoding="utf-8"?>
 <ds:datastoreItem xmlns:ds="http://schemas.openxmlformats.org/officeDocument/2006/customXml" ds:itemID="{41B8FE3F-4647-4706-9CAC-9A6F02DC9E58}">
   <ds:schemaRefs>
